--- a/backend/secure-files/portfolios-docx/NMX-10.docx
+++ b/backend/secure-files/portfolios-docx/NMX-10.docx
@@ -1046,6 +1046,62 @@
           <w:sz w:val="21"/>
         </w:rPr>
         <w:t>NMX-10 es un motor energético para adultos que combina ecuaciones publicadas de gasto (entre ellas Mifflin–St Jeor), el uso de equivalentes metabólicos (MET) para la actividad y el efecto térmico de los alimentos. Incluye una hoja DIARIO para el registro y una hoja FUENTES con la trazabilidad de cada ecuación y su nivel de verificación. Lleva un AVISO DE ALCANCE explícito: aplica a adultos en condición estable. Es una de las piezas de cálculo de la Fase 1.</w:t>
+      </w:r>
+    </w:p>
+    <w:p>
+      <w:pPr>
+        <w:keepNext/>
+        <w:spacing w:before="120" w:after="20"/>
+        <w:jc w:val="center"/>
+      </w:pPr>
+      <w:r>
+        <w:drawing>
+          <wp:inline xmlns:a="http://schemas.openxmlformats.org/drawingml/2006/main" xmlns:pic="http://schemas.openxmlformats.org/drawingml/2006/picture">
+            <wp:extent cx="5580000" cy="4311818"/>
+            <wp:docPr id="1" name="Picture 1"/>
+            <wp:cNvGraphicFramePr>
+              <a:graphicFrameLocks noChangeAspect="1"/>
+            </wp:cNvGraphicFramePr>
+            <a:graphic>
+              <a:graphicData uri="http://schemas.openxmlformats.org/drawingml/2006/picture">
+                <pic:pic>
+                  <pic:nvPicPr>
+                    <pic:cNvPr id="0" name="NMX-10_01_INICIO.png"/>
+                    <pic:cNvPicPr/>
+                  </pic:nvPicPr>
+                  <pic:blipFill>
+                    <a:blip r:embed="rId10"/>
+                    <a:stretch>
+                      <a:fillRect/>
+                    </a:stretch>
+                  </pic:blipFill>
+                  <pic:spPr>
+                    <a:xfrm>
+                      <a:off x="0" y="0"/>
+                      <a:ext cx="5580000" cy="4311818"/>
+                    </a:xfrm>
+                    <a:prstGeom prst="rect"/>
+                  </pic:spPr>
+                </pic:pic>
+              </a:graphicData>
+            </a:graphic>
+          </wp:inline>
+        </w:drawing>
+      </w:r>
+    </w:p>
+    <w:p>
+      <w:pPr>
+        <w:spacing w:before="0" w:after="160"/>
+        <w:jc w:val="center"/>
+      </w:pPr>
+      <w:r>
+        <w:rPr>
+          <w:rFonts w:ascii="Calibri" w:hAnsi="Calibri"/>
+          <w:b/>
+          <w:color w:val="45565E"/>
+          <w:sz w:val="17"/>
+        </w:rPr>
+        <w:t>Figura 1. Vista inicial (hoja INICIO).</w:t>
       </w:r>
     </w:p>
     <w:tbl>
@@ -2165,6 +2221,62 @@
         <w:t>Actividades y MET, Registro diario (DIARIO)</w:t>
       </w:r>
     </w:p>
+    <w:p>
+      <w:pPr>
+        <w:keepNext/>
+        <w:spacing w:before="120" w:after="20"/>
+        <w:jc w:val="center"/>
+      </w:pPr>
+      <w:r>
+        <w:drawing>
+          <wp:inline xmlns:a="http://schemas.openxmlformats.org/drawingml/2006/main" xmlns:pic="http://schemas.openxmlformats.org/drawingml/2006/picture">
+            <wp:extent cx="5580000" cy="4311818"/>
+            <wp:docPr id="2" name="Picture 2"/>
+            <wp:cNvGraphicFramePr>
+              <a:graphicFrameLocks noChangeAspect="1"/>
+            </wp:cNvGraphicFramePr>
+            <a:graphic>
+              <a:graphicData uri="http://schemas.openxmlformats.org/drawingml/2006/picture">
+                <pic:pic>
+                  <pic:nvPicPr>
+                    <pic:cNvPr id="0" name="NMX-10_09_DATOS.png"/>
+                    <pic:cNvPicPr/>
+                  </pic:nvPicPr>
+                  <pic:blipFill>
+                    <a:blip r:embed="rId11"/>
+                    <a:stretch>
+                      <a:fillRect/>
+                    </a:stretch>
+                  </pic:blipFill>
+                  <pic:spPr>
+                    <a:xfrm>
+                      <a:off x="0" y="0"/>
+                      <a:ext cx="5580000" cy="4311818"/>
+                    </a:xfrm>
+                    <a:prstGeom prst="rect"/>
+                  </pic:spPr>
+                </pic:pic>
+              </a:graphicData>
+            </a:graphic>
+          </wp:inline>
+        </w:drawing>
+      </w:r>
+    </w:p>
+    <w:p>
+      <w:pPr>
+        <w:spacing w:before="0" w:after="160"/>
+        <w:jc w:val="center"/>
+      </w:pPr>
+      <w:r>
+        <w:rPr>
+          <w:rFonts w:ascii="Calibri" w:hAnsi="Calibri"/>
+          <w:b/>
+          <w:color w:val="45565E"/>
+          <w:sz w:val="17"/>
+        </w:rPr>
+        <w:t>Figura 2. Pantalla de ingreso de datos.</w:t>
+      </w:r>
+    </w:p>
     <w:tbl>
       <w:tblPr>
         <w:tblW w:type="auto" w:w="0"/>
@@ -2512,6 +2624,62 @@
         </w:tc>
       </w:tr>
     </w:tbl>
+    <w:p>
+      <w:pPr>
+        <w:keepNext/>
+        <w:spacing w:before="120" w:after="20"/>
+        <w:jc w:val="center"/>
+      </w:pPr>
+      <w:r>
+        <w:drawing>
+          <wp:inline xmlns:a="http://schemas.openxmlformats.org/drawingml/2006/main" xmlns:pic="http://schemas.openxmlformats.org/drawingml/2006/picture">
+            <wp:extent cx="5580000" cy="4311818"/>
+            <wp:docPr id="3" name="Picture 3"/>
+            <wp:cNvGraphicFramePr>
+              <a:graphicFrameLocks noChangeAspect="1"/>
+            </wp:cNvGraphicFramePr>
+            <a:graphic>
+              <a:graphicData uri="http://schemas.openxmlformats.org/drawingml/2006/picture">
+                <pic:pic>
+                  <pic:nvPicPr>
+                    <pic:cNvPr id="0" name="NMX-10_05_RESULTADOS_01.png"/>
+                    <pic:cNvPicPr/>
+                  </pic:nvPicPr>
+                  <pic:blipFill>
+                    <a:blip r:embed="rId12"/>
+                    <a:stretch>
+                      <a:fillRect/>
+                    </a:stretch>
+                  </pic:blipFill>
+                  <pic:spPr>
+                    <a:xfrm>
+                      <a:off x="0" y="0"/>
+                      <a:ext cx="5580000" cy="4311818"/>
+                    </a:xfrm>
+                    <a:prstGeom prst="rect"/>
+                  </pic:spPr>
+                </pic:pic>
+              </a:graphicData>
+            </a:graphic>
+          </wp:inline>
+        </w:drawing>
+      </w:r>
+    </w:p>
+    <w:p>
+      <w:pPr>
+        <w:spacing w:before="0" w:after="160"/>
+        <w:jc w:val="center"/>
+      </w:pPr>
+      <w:r>
+        <w:rPr>
+          <w:rFonts w:ascii="Calibri" w:hAnsi="Calibri"/>
+          <w:b/>
+          <w:color w:val="45565E"/>
+          <w:sz w:val="17"/>
+        </w:rPr>
+        <w:t>Figura 3. Visualización de resultados.</w:t>
+      </w:r>
+    </w:p>
     <w:tbl>
       <w:tblPr>
         <w:tblW w:type="auto" w:w="0"/>
@@ -3169,6 +3337,62 @@
         </w:tc>
       </w:tr>
     </w:tbl>
+    <w:p>
+      <w:pPr>
+        <w:keepNext/>
+        <w:spacing w:before="120" w:after="20"/>
+        <w:jc w:val="center"/>
+      </w:pPr>
+      <w:r>
+        <w:drawing>
+          <wp:inline xmlns:a="http://schemas.openxmlformats.org/drawingml/2006/main" xmlns:pic="http://schemas.openxmlformats.org/drawingml/2006/picture">
+            <wp:extent cx="5580000" cy="4311818"/>
+            <wp:docPr id="4" name="Picture 4"/>
+            <wp:cNvGraphicFramePr>
+              <a:graphicFrameLocks noChangeAspect="1"/>
+            </wp:cNvGraphicFramePr>
+            <a:graphic>
+              <a:graphicData uri="http://schemas.openxmlformats.org/drawingml/2006/picture">
+                <pic:pic>
+                  <pic:nvPicPr>
+                    <pic:cNvPr id="0" name="NMX-10_08_FUENTES.png"/>
+                    <pic:cNvPicPr/>
+                  </pic:nvPicPr>
+                  <pic:blipFill>
+                    <a:blip r:embed="rId13"/>
+                    <a:stretch>
+                      <a:fillRect/>
+                    </a:stretch>
+                  </pic:blipFill>
+                  <pic:spPr>
+                    <a:xfrm>
+                      <a:off x="0" y="0"/>
+                      <a:ext cx="5580000" cy="4311818"/>
+                    </a:xfrm>
+                    <a:prstGeom prst="rect"/>
+                  </pic:spPr>
+                </pic:pic>
+              </a:graphicData>
+            </a:graphic>
+          </wp:inline>
+        </w:drawing>
+      </w:r>
+    </w:p>
+    <w:p>
+      <w:pPr>
+        <w:spacing w:before="0" w:after="160"/>
+        <w:jc w:val="center"/>
+      </w:pPr>
+      <w:r>
+        <w:rPr>
+          <w:rFonts w:ascii="Calibri" w:hAnsi="Calibri"/>
+          <w:b/>
+          <w:color w:val="45565E"/>
+          <w:sz w:val="17"/>
+        </w:rPr>
+        <w:t>Figura 4. Fuentes y trazabilidad.</w:t>
+      </w:r>
+    </w:p>
     <w:tbl>
       <w:tblPr>
         <w:tblW w:type="auto" w:w="0"/>
@@ -3607,32 +3831,73 @@
     </w:p>
     <w:p>
       <w:pPr>
-        <w:spacing w:before="40" w:after="40" w:line="276" w:lineRule="auto"/>
+        <w:keepNext/>
+        <w:spacing w:before="120" w:after="20"/>
+        <w:jc w:val="center"/>
+      </w:pPr>
+      <w:r>
+        <w:drawing>
+          <wp:inline xmlns:a="http://schemas.openxmlformats.org/drawingml/2006/main" xmlns:pic="http://schemas.openxmlformats.org/drawingml/2006/picture">
+            <wp:extent cx="5580000" cy="4311818"/>
+            <wp:docPr id="5" name="Picture 5"/>
+            <wp:cNvGraphicFramePr>
+              <a:graphicFrameLocks noChangeAspect="1"/>
+            </wp:cNvGraphicFramePr>
+            <a:graphic>
+              <a:graphicData uri="http://schemas.openxmlformats.org/drawingml/2006/picture">
+                <pic:pic>
+                  <pic:nvPicPr>
+                    <pic:cNvPr id="0" name="NMX-10_05_RESULTADOS_02.png"/>
+                    <pic:cNvPicPr/>
+                  </pic:nvPicPr>
+                  <pic:blipFill>
+                    <a:blip r:embed="rId14"/>
+                    <a:stretch>
+                      <a:fillRect/>
+                    </a:stretch>
+                  </pic:blipFill>
+                  <pic:spPr>
+                    <a:xfrm>
+                      <a:off x="0" y="0"/>
+                      <a:ext cx="5580000" cy="4311818"/>
+                    </a:xfrm>
+                    <a:prstGeom prst="rect"/>
+                  </pic:spPr>
+                </pic:pic>
+              </a:graphicData>
+            </a:graphic>
+          </wp:inline>
+        </w:drawing>
+      </w:r>
+    </w:p>
+    <w:p>
+      <w:pPr>
+        <w:spacing w:before="0" w:after="160"/>
+        <w:jc w:val="center"/>
       </w:pPr>
       <w:r>
         <w:rPr>
           <w:rFonts w:ascii="Calibri" w:hAnsi="Calibri"/>
           <w:b/>
-          <w:i w:val="0"/>
-          <w:color w:val="C08A2B"/>
-          <w:sz w:val="20"/>
+          <w:color w:val="45565E"/>
+          <w:sz w:val="17"/>
         </w:rPr>
-        <w:t>CAPTURA_NO_GENERADA_POR_LIMITACIÓN_DEL_ENTORNO.</w:t>
+        <w:t>Figura 5. Visualización de resultados.</w:t>
       </w:r>
     </w:p>
     <w:p>
       <w:pPr>
-        <w:spacing w:before="40" w:after="80" w:line="276" w:lineRule="auto"/>
+        <w:spacing w:after="120"/>
+        <w:jc w:val="center"/>
       </w:pPr>
       <w:r>
         <w:rPr>
           <w:rFonts w:ascii="Calibri" w:hAnsi="Calibri"/>
-          <w:b w:val="0"/>
-          <w:i w:val="0"/>
+          <w:i/>
           <w:color w:val="45565E"/>
-          <w:sz w:val="19"/>
+          <w:sz w:val="15"/>
         </w:rPr>
-        <w:t>El entorno de generación de este portafolio no renderiza de forma fiel el archivo XLSX original, por lo que no se incluyen capturas simuladas. Las hojas reales del libro pueden abrirse en Microsoft Excel según la compatibilidad indicada.</w:t>
+        <w:t>Captura real del archivo Excel NUTRIMETRÍA correspondiente al producto.</w:t>
       </w:r>
     </w:p>
     <w:tbl>
